--- a/05_Website_Angular/docs/ResumeMatch-PH-HR-Interview-Guide.docx
+++ b/05_Website_Angular/docs/ResumeMatch-PH-HR-Interview-Guide.docx
@@ -4672,7 +4672,7 @@
           <w:sz w:val="17"/>
           <w:szCs w:val="17"/>
         </w:rPr>
-        <w:t xml:space="preserve">→ Important tension: Philippine résumés conventionally include one, but photos break ATS parsing and the system's eight designs deliberately exclude them. Whatever they answer is worth reporting.</w:t>
+        <w:t xml:space="preserve">→ Important tension: Philippine résumés conventionally include one, but photos break ATS parsing and the system's fourteen designs deliberately exclude them. Whatever they answer is worth reporting.</w:t>
       </w:r>
     </w:p>
     <w:p>

--- a/05_Website_Angular/docs/ResumeMatch-PH-HR-Interview-Guide.docx
+++ b/05_Website_Angular/docs/ResumeMatch-PH-HR-Interview-Guide.docx
@@ -37,7 +37,7 @@
           <w:sz w:val="20"/>
           <w:szCs w:val="20"/>
         </w:rPr>
-        <w:t xml:space="preserve">Royce Hotel and Casino, Clark Freeport Zone — Human Resources Department</w:t>
+        <w:t xml:space="preserve">Clark Outsourcing, Clark Freeport Zone — Human Resources Department</w:t>
       </w:r>
     </w:p>
     <w:p>
@@ -92,7 +92,7 @@
           <w:sz w:val="18"/>
           <w:szCs w:val="18"/>
         </w:rPr>
-        <w:t xml:space="preserve">Three numbers in your paper — skills 50 %, education 25 %, experience 25 % — are currently your own assumption. A panelist can fairly ask "where did those come from?" and right now the honest answer is "we chose them." If Royce's HR gives you those weights, they stop being an assumption and become partner-validated data, and the same meeting gives you the real job postings, the baseline screening numbers your study needs in order to claim any improvement, and the department list the routing feature needs. Section A alone is worth the visit.</w:t>
+        <w:t xml:space="preserve">Three numbers in your paper — skills 50 %, education 25 %, experience 25 % — are currently your own assumption. A panelist can fairly ask "where did those come from?" and right now the honest answer is "we chose them." If Clark Outsourcing's HR gives you those weights, they stop being an assumption and become partner-validated data, and the same meeting gives you the real job postings, the baseline screening numbers your study needs in order to claim any improvement, and the department list the routing feature needs. Section A alone is worth the visit.</w:t>
       </w:r>
     </w:p>
     <w:p>
@@ -358,7 +358,7 @@
           <w:sz w:val="19"/>
           <w:szCs w:val="19"/>
         </w:rPr>
-        <w:t xml:space="preserve">Confirm at the end whether you may name Royce in the paper, and who signs the partnership and data-privacy paperwork.</w:t>
+        <w:t xml:space="preserve">Confirm at the end whether you may name Clark Outsourcing in the paper, and who signs the partnership and data-privacy paperwork.</w:t>
       </w:r>
     </w:p>
     <w:p>
@@ -491,7 +491,7 @@
           <w:sz w:val="18"/>
           <w:szCs w:val="18"/>
         </w:rPr>
-        <w:t xml:space="preserve">· Does the split change by role? Ask for housekeeping vs. front office vs. kitchen vs. IT vs. supervisory.</w:t>
+        <w:t xml:space="preserve">· Does the split change by role? Ask for customer support vs. administration vs. finance vs. IT vs. supervisory.</w:t>
       </w:r>
     </w:p>
     <w:p>
@@ -753,7 +753,7 @@
           <w:sz w:val="20"/>
           <w:szCs w:val="20"/>
         </w:rPr>
-        <w:t xml:space="preserve">Which of these do you actually treat as different: high school graduate, TESDA or vocational NC II, two-year associate or diploma, four-year bachelor's, master's? For a housekeeping or F&amp;B role, is a TESDA NC II holder worse than, equal to, or better than a BS HRM graduate?</w:t>
+        <w:t xml:space="preserve">Which of these do you actually treat as different: high school graduate, TESDA or vocational NC II, two-year associate or diploma, four-year bachelor's, master's? For a customer support or data entry role, is a TESDA NC II holder worse than, equal to, or better than a BS HRM graduate?</w:t>
       </w:r>
       <w:r>
         <w:br/>
@@ -769,7 +769,7 @@
           <w:sz w:val="17"/>
           <w:szCs w:val="17"/>
         </w:rPr>
-        <w:t xml:space="preserve">→ The system ranks bachelor's above vocational. If Royce says the opposite for operations roles, that ranking is mis-specified — a genuine finding.</w:t>
+        <w:t xml:space="preserve">→ The system ranks bachelor's above vocational. If Clark Outsourcing says the opposite for operations roles, that ranking is mis-specified — a genuine finding.</w:t>
       </w:r>
     </w:p>
     <w:p>
@@ -839,7 +839,7 @@
           <w:sz w:val="20"/>
           <w:szCs w:val="20"/>
         </w:rPr>
-        <w:t xml:space="preserve">Do you count OJT, practicum, or internship as work experience? Would a 400-hour hotel practicum count toward a six-month experience requirement?</w:t>
+        <w:t xml:space="preserve">Do you count OJT, practicum, or internship as work experience? Would a 400-hour practicum count toward a six-month experience requirement?</w:t>
       </w:r>
       <w:r>
         <w:br/>
@@ -1196,7 +1196,7 @@
                 <w:sz w:val="17"/>
                 <w:szCs w:val="17"/>
               </w:rPr>
-              <w:t xml:space="preserve">Housekeeping / rooms</w:t>
+              <w:t xml:space="preserve">Customer support</w:t>
             </w:r>
           </w:p>
         </w:tc>
@@ -1343,7 +1343,7 @@
                 <w:sz w:val="17"/>
                 <w:szCs w:val="17"/>
               </w:rPr>
-              <w:t xml:space="preserve">Food &amp; beverage service</w:t>
+              <w:t xml:space="preserve">Administration / back office</w:t>
             </w:r>
           </w:p>
         </w:tc>
@@ -1490,7 +1490,7 @@
                 <w:sz w:val="17"/>
                 <w:szCs w:val="17"/>
               </w:rPr>
-              <w:t xml:space="preserve">Kitchen / culinary</w:t>
+              <w:t xml:space="preserve">Finance and accounting</w:t>
             </w:r>
           </w:p>
         </w:tc>
@@ -1637,7 +1637,7 @@
                 <w:sz w:val="17"/>
                 <w:szCs w:val="17"/>
               </w:rPr>
-              <w:t xml:space="preserve">Front office / guest relations</w:t>
+              <w:t xml:space="preserve">Information technology</w:t>
             </w:r>
           </w:p>
         </w:tc>
@@ -1784,7 +1784,7 @@
                 <w:sz w:val="17"/>
                 <w:szCs w:val="17"/>
               </w:rPr>
-              <w:t xml:space="preserve">Casino / gaming operations</w:t>
+              <w:t xml:space="preserve">Digital marketing</w:t>
             </w:r>
           </w:p>
         </w:tc>
@@ -1931,7 +1931,7 @@
                 <w:sz w:val="17"/>
                 <w:szCs w:val="17"/>
               </w:rPr>
-              <w:t xml:space="preserve">Engineering / maintenance</w:t>
+              <w:t xml:space="preserve">Healthcare support</w:t>
             </w:r>
           </w:p>
         </w:tc>
@@ -2078,7 +2078,7 @@
                 <w:sz w:val="17"/>
                 <w:szCs w:val="17"/>
               </w:rPr>
-              <w:t xml:space="preserve">IT / admin / accounting</w:t>
+              <w:t xml:space="preserve">Supervisory or team lead</w:t>
             </w:r>
           </w:p>
         </w:tc>
@@ -2828,7 +2828,7 @@
           <w:sz w:val="17"/>
           <w:szCs w:val="17"/>
         </w:rPr>
-        <w:t xml:space="preserve">→ Confirms the study's target user overlaps with real Royce hiring.</w:t>
+        <w:t xml:space="preserve">→ Confirms the study's target user overlaps with real Clark Outsourcing hiring.</w:t>
       </w:r>
     </w:p>
     <w:p>
@@ -4672,7 +4672,7 @@
           <w:sz w:val="17"/>
           <w:szCs w:val="17"/>
         </w:rPr>
-        <w:t xml:space="preserve">→ Important tension: Philippine résumés conventionally include one, but photos break ATS parsing and the system's fourteen designs deliberately exclude them. Whatever they answer is worth reporting.</w:t>
+        <w:t xml:space="preserve">→ Important tension: Philippine résumés conventionally include one, but photos break ATS parsing and the system's eight designs deliberately exclude them. Whatever they answer is worth reporting.</w:t>
       </w:r>
     </w:p>
     <w:p>
@@ -4720,7 +4720,7 @@
           <w:sz w:val="17"/>
           <w:szCs w:val="17"/>
         </w:rPr>
-        <w:t xml:space="preserve">→ Same tension. The builder does not currently collect these. If Royce expects them, say so in the paper and explain the trade-off rather than quietly ignoring it.</w:t>
+        <w:t xml:space="preserve">→ Same tension. The builder does not currently collect these. If Clark Outsourcing expects them, say so in the paper and explain the trade-off rather than quietly ignoring it.</w:t>
       </w:r>
     </w:p>
     <w:p>
@@ -5501,7 +5501,7 @@
           <w:sz w:val="20"/>
           <w:szCs w:val="20"/>
         </w:rPr>
-        <w:t xml:space="preserve">Which departments at Royce hire through HR?</w:t>
+        <w:t xml:space="preserve">Which departments at Clark Outsourcing hire through HR?</w:t>
       </w:r>
       <w:r>
         <w:br/>
@@ -7139,7 +7139,7 @@
           <w:sz w:val="20"/>
           <w:szCs w:val="20"/>
         </w:rPr>
-        <w:t xml:space="preserve">May we name Royce Hotel and Casino in the published paper?</w:t>
+        <w:t xml:space="preserve">May we name Clark Outsourcing in the published paper?</w:t>
       </w:r>
       <w:r>
         <w:br/>
@@ -7277,7 +7277,7 @@
           <w:sz w:val="23"/>
           <w:szCs w:val="23"/>
         </w:rPr>
-        <w:t xml:space="preserve">SECTION I — Hotel and casino specifics</w:t>
+        <w:t xml:space="preserve">SECTION I — Outsourcing specifics</w:t>
       </w:r>
       <w:r>
         <w:br/>
@@ -7325,7 +7325,7 @@
           <w:sz w:val="20"/>
           <w:szCs w:val="20"/>
         </w:rPr>
-        <w:t xml:space="preserve">Do casino or gaming roles need PAGCOR licensing or clearance? Should that appear as a required skill, or is it a separate gate?</w:t>
+        <w:t xml:space="preserve">Do any roles need a licence or certification the applicant must already hold — a healthcare credential, an accounting registration? Should that appear as a required skill, or is it a separate gate?</w:t>
       </w:r>
       <w:r>
         <w:br/>
@@ -7421,7 +7421,7 @@
           <w:sz w:val="20"/>
           <w:szCs w:val="20"/>
         </w:rPr>
-        <w:t xml:space="preserve">Are there hard legal requirements such as a minimum age for the gaming floor?</w:t>
+        <w:t xml:space="preserve">Are there hard requirements a client account imposes that we would have to treat as a filter rather than a score — a shift pattern, a language, a security clearance?</w:t>
       </w:r>
       <w:r>
         <w:br/>
@@ -7761,7 +7761,7 @@
           <w:sz w:val="19"/>
           <w:szCs w:val="19"/>
         </w:rPr>
-        <w:t xml:space="preserve">Confirm in writing that Royce may be named in the paper.</w:t>
+        <w:t xml:space="preserve">Confirm in writing that Clark Outsourcing may be named in the paper.</w:t>
       </w:r>
     </w:p>
     <w:p>
@@ -7843,7 +7843,7 @@
           <w:sz w:val="18"/>
           <w:szCs w:val="18"/>
         </w:rPr>
-        <w:t xml:space="preserve">A6 and A7 are the ones to watch. If Royce says a TESDA NC II beats a bachelor's degree for operations roles, the system's education ranking is wrong for this employer and the paper should say so. If they say practicum counts as experience, then fresh graduates — the people this study exists for — are currently being scored as though they have none, which is worth fixing before the defense. Bring either answer back and the engine and the affected paragraphs can be updated together.</w:t>
+        <w:t xml:space="preserve">A6 and A7 are the ones to watch. If Clark Outsourcing says a TESDA NC II beats a bachelor's degree for operations roles, the system's education ranking is wrong for this employer and the paper should say so. If they say practicum counts as experience, then fresh graduates — the people this study exists for — are currently being scored as though they have none, which is worth fixing before the defense. Bring either answer back and the engine and the affected paragraphs can be updated together.</w:t>
       </w:r>
     </w:p>
     <w:p>

--- a/05_Website_Angular/docs/ResumeMatch-PH-HR-Interview-Guide.docx
+++ b/05_Website_Angular/docs/ResumeMatch-PH-HR-Interview-Guide.docx
@@ -4643,20 +4643,41 @@
           <w:sz w:val="20"/>
           <w:szCs w:val="20"/>
         </w:rPr>
-        <w:t xml:space="preserve">D4  </w:t>
-      </w:r>
-      <w:r>
-        <w:rPr>
-          <w:rFonts w:ascii="Arial" w:cs="Arial" w:eastAsia="Arial" w:hAnsi="Arial"/>
-          <w:b w:val="false"/>
-          <w:bCs w:val="false"/>
-          <w:i w:val="false"/>
-          <w:iCs w:val="false"/>
-          <w:color w:val="1A1A1A"/>
-          <w:sz w:val="20"/>
-          <w:szCs w:val="20"/>
-        </w:rPr>
-        <w:t xml:space="preserve">Do you expect a photo on the résumé?</w:t>
+        <w:t>D4  Do you expect a photo on the résumé?</w:t>
+        <w:br/>
+        <w:t>→ Important tension: Philippine résumés conventionally include one, but photos break ATS parsing and the system's fourteen designs deliberately exclude them. Whatever they answer is worth reporting.</w:t>
+      </w:r>
+    </w:p>
+    <w:p>
+      <w:pPr>
+        <w:spacing w:after="60" w:before="140" w:line="280"/>
+        <w:ind w:left="260" w:hanging="260"/>
+      </w:pPr>
+      <w:r>
+        <w:rPr>
+          <w:rFonts w:ascii="Arial" w:cs="Arial" w:eastAsia="Arial" w:hAnsi="Arial"/>
+          <w:b/>
+          <w:bCs/>
+          <w:i w:val="false"/>
+          <w:iCs w:val="false"/>
+          <w:color w:val="1A1A1A"/>
+          <w:sz w:val="20"/>
+          <w:szCs w:val="20"/>
+        </w:rPr>
+        <w:t xml:space="preserve">D5  </w:t>
+      </w:r>
+      <w:r>
+        <w:rPr>
+          <w:rFonts w:ascii="Arial" w:cs="Arial" w:eastAsia="Arial" w:hAnsi="Arial"/>
+          <w:b w:val="false"/>
+          <w:bCs w:val="false"/>
+          <w:i w:val="false"/>
+          <w:iCs w:val="false"/>
+          <w:color w:val="1A1A1A"/>
+          <w:sz w:val="20"/>
+          <w:szCs w:val="20"/>
+        </w:rPr>
+        <w:t xml:space="preserve">Do you expect personal details — age, birthdate, civil status, height, religion?</w:t>
       </w:r>
       <w:r>
         <w:br/>
@@ -4672,7 +4693,7 @@
           <w:sz w:val="17"/>
           <w:szCs w:val="17"/>
         </w:rPr>
-        <w:t xml:space="preserve">→ Important tension: Philippine résumés conventionally include one, but photos break ATS parsing and the system's eight designs deliberately exclude them. Whatever they answer is worth reporting.</w:t>
+        <w:t xml:space="preserve">→ Same tension. The builder does not currently collect these. If Clark Outsourcing expects them, say so in the paper and explain the trade-off rather than quietly ignoring it.</w:t>
       </w:r>
     </w:p>
     <w:p>
@@ -4691,20 +4712,20 @@
           <w:sz w:val="20"/>
           <w:szCs w:val="20"/>
         </w:rPr>
-        <w:t xml:space="preserve">D5  </w:t>
-      </w:r>
-      <w:r>
-        <w:rPr>
-          <w:rFonts w:ascii="Arial" w:cs="Arial" w:eastAsia="Arial" w:hAnsi="Arial"/>
-          <w:b w:val="false"/>
-          <w:bCs w:val="false"/>
-          <w:i w:val="false"/>
-          <w:iCs w:val="false"/>
-          <w:color w:val="1A1A1A"/>
-          <w:sz w:val="20"/>
-          <w:szCs w:val="20"/>
-        </w:rPr>
-        <w:t xml:space="preserve">Do you expect personal details — age, birthdate, civil status, height, religion?</w:t>
+        <w:t xml:space="preserve">D6  </w:t>
+      </w:r>
+      <w:r>
+        <w:rPr>
+          <w:rFonts w:ascii="Arial" w:cs="Arial" w:eastAsia="Arial" w:hAnsi="Arial"/>
+          <w:b w:val="false"/>
+          <w:bCs w:val="false"/>
+          <w:i w:val="false"/>
+          <w:iCs w:val="false"/>
+          <w:color w:val="1A1A1A"/>
+          <w:sz w:val="20"/>
+          <w:szCs w:val="20"/>
+        </w:rPr>
+        <w:t xml:space="preserve">Is an objective or summary at the top useful, or do you skip it?</w:t>
       </w:r>
       <w:r>
         <w:br/>
@@ -4720,7 +4741,7 @@
           <w:sz w:val="17"/>
           <w:szCs w:val="17"/>
         </w:rPr>
-        <w:t xml:space="preserve">→ Same tension. The builder does not currently collect these. If Clark Outsourcing expects them, say so in the paper and explain the trade-off rather than quietly ignoring it.</w:t>
+        <w:t xml:space="preserve">→ Builder guidance.</w:t>
       </w:r>
     </w:p>
     <w:p>
@@ -4739,84 +4760,9 @@
           <w:sz w:val="20"/>
           <w:szCs w:val="20"/>
         </w:rPr>
-        <w:t xml:space="preserve">D6  </w:t>
-      </w:r>
-      <w:r>
-        <w:rPr>
-          <w:rFonts w:ascii="Arial" w:cs="Arial" w:eastAsia="Arial" w:hAnsi="Arial"/>
-          <w:b w:val="false"/>
-          <w:bCs w:val="false"/>
-          <w:i w:val="false"/>
-          <w:iCs w:val="false"/>
-          <w:color w:val="1A1A1A"/>
-          <w:sz w:val="20"/>
-          <w:szCs w:val="20"/>
-        </w:rPr>
-        <w:t xml:space="preserve">Is an objective or summary at the top useful, or do you skip it?</w:t>
-      </w:r>
-      <w:r>
+        <w:t>D7  Does the design and formatting matter to you, or only the content?</w:t>
         <w:br/>
-      </w:r>
-      <w:r>
-        <w:rPr>
-          <w:rFonts w:ascii="Arial" w:cs="Arial" w:eastAsia="Arial" w:hAnsi="Arial"/>
-          <w:b w:val="false"/>
-          <w:bCs w:val="false"/>
-          <w:i/>
-          <w:iCs/>
-          <w:color w:val="8A6A1F"/>
-          <w:sz w:val="17"/>
-          <w:szCs w:val="17"/>
-        </w:rPr>
-        <w:t xml:space="preserve">→ Builder guidance.</w:t>
-      </w:r>
-    </w:p>
-    <w:p>
-      <w:pPr>
-        <w:spacing w:after="60" w:before="140" w:line="280"/>
-        <w:ind w:left="260" w:hanging="260"/>
-      </w:pPr>
-      <w:r>
-        <w:rPr>
-          <w:rFonts w:ascii="Arial" w:cs="Arial" w:eastAsia="Arial" w:hAnsi="Arial"/>
-          <w:b/>
-          <w:bCs/>
-          <w:i w:val="false"/>
-          <w:iCs w:val="false"/>
-          <w:color w:val="1A1A1A"/>
-          <w:sz w:val="20"/>
-          <w:szCs w:val="20"/>
-        </w:rPr>
-        <w:t xml:space="preserve">D7  </w:t>
-      </w:r>
-      <w:r>
-        <w:rPr>
-          <w:rFonts w:ascii="Arial" w:cs="Arial" w:eastAsia="Arial" w:hAnsi="Arial"/>
-          <w:b w:val="false"/>
-          <w:bCs w:val="false"/>
-          <w:i w:val="false"/>
-          <w:iCs w:val="false"/>
-          <w:color w:val="1A1A1A"/>
-          <w:sz w:val="20"/>
-          <w:szCs w:val="20"/>
-        </w:rPr>
-        <w:t xml:space="preserve">Does the design and formatting matter to you, or only the content?</w:t>
-      </w:r>
-      <w:r>
-        <w:br/>
-      </w:r>
-      <w:r>
-        <w:rPr>
-          <w:rFonts w:ascii="Arial" w:cs="Arial" w:eastAsia="Arial" w:hAnsi="Arial"/>
-          <w:b w:val="false"/>
-          <w:bCs w:val="false"/>
-          <w:i/>
-          <w:iCs/>
-          <w:color w:val="8A6A1F"/>
-          <w:sz w:val="17"/>
-          <w:szCs w:val="17"/>
-        </w:rPr>
-        <w:t xml:space="preserve">→ Justifies the eight-design feature.</w:t>
+        <w:t>→ Justifies the fourteen-design feature.</w:t>
       </w:r>
     </w:p>
     <w:p>

--- a/05_Website_Angular/docs/ResumeMatch-PH-HR-Interview-Guide.docx
+++ b/05_Website_Angular/docs/ResumeMatch-PH-HR-Interview-Guide.docx
@@ -5230,36 +5230,9 @@
           <w:sz w:val="20"/>
           <w:szCs w:val="20"/>
         </w:rPr>
-        <w:t xml:space="preserve">E4  </w:t>
-      </w:r>
-      <w:r>
-        <w:rPr>
-          <w:rFonts w:ascii="Arial" w:cs="Arial" w:eastAsia="Arial" w:hAnsi="Arial"/>
-          <w:b w:val="false"/>
-          <w:bCs w:val="false"/>
-          <w:i w:val="false"/>
-          <w:iCs w:val="false"/>
-          <w:color w:val="1A1A1A"/>
-          <w:sz w:val="20"/>
-          <w:szCs w:val="20"/>
-        </w:rPr>
-        <w:t xml:space="preserve">Would you trust a score computed by a system, or would you want to see the reasoning behind it?</w:t>
-      </w:r>
-      <w:r>
+        <w:t>E4  Would you trust a score computed by a system, or would you want to see the reasoning behind it?</w:t>
         <w:br/>
-      </w:r>
-      <w:r>
-        <w:rPr>
-          <w:rFonts w:ascii="Arial" w:cs="Arial" w:eastAsia="Arial" w:hAnsi="Arial"/>
-          <w:b w:val="false"/>
-          <w:bCs w:val="false"/>
-          <w:i/>
-          <w:iCs/>
-          <w:color w:val="8A6A1F"/>
-          <w:sz w:val="17"/>
-          <w:szCs w:val="17"/>
-        </w:rPr>
-        <w:t xml:space="preserve">→ Supports showing the matched and missing skills rather than only a number.</w:t>
+        <w:t>→ Supports showing the matched skills and an account of what is unmet, rather than only a number.</w:t>
       </w:r>
     </w:p>
     <w:p>
